--- a/Knitted_Markdowns/Tetranychus_cinnabarinus_multiple_strains.docx
+++ b/Knitted_Markdowns/Tetranychus_cinnabarinus_multiple_strains.docx
@@ -889,6 +889,26 @@
         <w:t xml:space="preserve">Statistical Analysis</w:t>
       </w:r>
     </w:p>
+    <w:p>
+      <w:pPr>
+        <w:pStyle w:val="SourceCode"/>
+      </w:pPr>
+      <w:r>
+        <w:rPr>
+          <w:rStyle w:val="VerbatimChar"/>
+        </w:rPr>
+        <w:t xml:space="preserve">## Warning: NAs introduced by coercion</w:t>
+      </w:r>
+      <w:r>
+        <w:br/>
+      </w:r>
+      <w:r>
+        <w:rPr>
+          <w:rStyle w:val="VerbatimChar"/>
+        </w:rPr>
+        <w:t xml:space="preserve">## Warning: NAs introduced by coercion</w:t>
+      </w:r>
+    </w:p>
     <w:bookmarkStart w:id="35" w:name="X28a23c8c518b1e72cdb0204b32b2c21bc767919"/>
     <w:p>
       <w:pPr>
@@ -914,7 +934,7 @@
         <w:rPr>
           <w:rStyle w:val="VerbatimChar"/>
         </w:rPr>
-        <w:t xml:space="preserve">## Warning: NAs introduced by coercion</w:t>
+        <w:t xml:space="preserve">## `stat_bin()` using `bins = 30`. Pick better value `binwidth`.</w:t>
       </w:r>
     </w:p>
     <w:p>
@@ -925,18 +945,7 @@
         <w:rPr>
           <w:rStyle w:val="VerbatimChar"/>
         </w:rPr>
-        <w:t xml:space="preserve">## `stat_bin()` using `bins = 30`. Pick better value `binwidth`.</w:t>
-      </w:r>
-    </w:p>
-    <w:p>
-      <w:pPr>
-        <w:pStyle w:val="SourceCode"/>
-      </w:pPr>
-      <w:r>
-        <w:rPr>
-          <w:rStyle w:val="VerbatimChar"/>
-        </w:rPr>
-        <w:t xml:space="preserve">## Warning: Removed 404 rows containing non-finite outside the scale range (`stat_bin()`).</w:t>
+        <w:t xml:space="preserve">## Warning: Removed 284 rows containing non-finite outside the scale range (`stat_bin()`).</w:t>
       </w:r>
     </w:p>
     <w:p>
@@ -1002,7 +1011,7 @@
         <w:rPr>
           <w:rStyle w:val="VerbatimChar"/>
         </w:rPr>
-        <w:t xml:space="preserve">## Warning: Removed 404 rows containing non-finite outside the scale range (`stat_boxplot()`).</w:t>
+        <w:t xml:space="preserve">## Warning: Removed 284 rows containing non-finite outside the scale range (`stat_boxplot()`).</w:t>
       </w:r>
     </w:p>
     <w:p>
@@ -1096,6 +1105,15 @@
         <w:t xml:space="preserve">## matrix. See vignette('troubleshooting')</w:t>
       </w:r>
     </w:p>
+    <w:bookmarkStart w:id="33" w:name="X4d75bf29afdb3f3059f51b0f64a8b52a72d0286"/>
+    <w:p>
+      <w:pPr>
+        <w:pStyle w:val="Heading4"/>
+      </w:pPr>
+      <w:r>
+        <w:t xml:space="preserve">Results for main effect of temperature on fitness</w:t>
+      </w:r>
+    </w:p>
     <w:p>
       <w:pPr>
         <w:pStyle w:val="SourceCode"/>
@@ -1104,255 +1122,6 @@
         <w:rPr>
           <w:rStyle w:val="VerbatimChar"/>
         </w:rPr>
-        <w:t xml:space="preserve">## Warning in finalizeTMB(TMBStruc, obj, fit, h, data.tmb.old): Model convergence problem; false convergence (8). See</w:t>
-      </w:r>
-      <w:r>
-        <w:br/>
-      </w:r>
-      <w:r>
-        <w:rPr>
-          <w:rStyle w:val="VerbatimChar"/>
-        </w:rPr>
-        <w:t xml:space="preserve">## vignette('troubleshooting'), help('diagnose')</w:t>
-      </w:r>
-    </w:p>
-    <w:p>
-      <w:pPr>
-        <w:pStyle w:val="SourceCode"/>
-      </w:pPr>
-      <w:r>
-        <w:rPr>
-          <w:rStyle w:val="VerbatimChar"/>
-        </w:rPr>
-        <w:t xml:space="preserve">## Warning in finalizeTMB(TMBStruc, obj, fit, h, data.tmb.old): Model convergence problem; non-positive-definite Hessian</w:t>
-      </w:r>
-      <w:r>
-        <w:br/>
-      </w:r>
-      <w:r>
-        <w:rPr>
-          <w:rStyle w:val="VerbatimChar"/>
-        </w:rPr>
-        <w:t xml:space="preserve">## matrix. See vignette('troubleshooting')</w:t>
-      </w:r>
-    </w:p>
-    <w:p>
-      <w:pPr>
-        <w:pStyle w:val="SourceCode"/>
-      </w:pPr>
-      <w:r>
-        <w:rPr>
-          <w:rStyle w:val="VerbatimChar"/>
-        </w:rPr>
-        <w:t xml:space="preserve">## Warning in finalizeTMB(TMBStruc, obj, fit, h, data.tmb.old): Model convergence problem; false convergence (8). See</w:t>
-      </w:r>
-      <w:r>
-        <w:br/>
-      </w:r>
-      <w:r>
-        <w:rPr>
-          <w:rStyle w:val="VerbatimChar"/>
-        </w:rPr>
-        <w:t xml:space="preserve">## vignette('troubleshooting'), help('diagnose')</w:t>
-      </w:r>
-    </w:p>
-    <w:p>
-      <w:pPr>
-        <w:pStyle w:val="SourceCode"/>
-      </w:pPr>
-      <w:r>
-        <w:rPr>
-          <w:rStyle w:val="VerbatimChar"/>
-        </w:rPr>
-        <w:t xml:space="preserve">## Warning in finalizeTMB(TMBStruc, obj, fit, h, data.tmb.old): Model convergence problem; singular convergence (7). See</w:t>
-      </w:r>
-      <w:r>
-        <w:br/>
-      </w:r>
-      <w:r>
-        <w:rPr>
-          <w:rStyle w:val="VerbatimChar"/>
-        </w:rPr>
-        <w:t xml:space="preserve">## vignette('troubleshooting'), help('diagnose')</w:t>
-      </w:r>
-    </w:p>
-    <w:p>
-      <w:pPr>
-        <w:pStyle w:val="SourceCode"/>
-      </w:pPr>
-      <w:r>
-        <w:rPr>
-          <w:rStyle w:val="VerbatimChar"/>
-        </w:rPr>
-        <w:t xml:space="preserve">## Warning in finalizeTMB(TMBStruc, obj, fit, h, data.tmb.old): Model convergence problem; non-positive-definite Hessian</w:t>
-      </w:r>
-      <w:r>
-        <w:br/>
-      </w:r>
-      <w:r>
-        <w:rPr>
-          <w:rStyle w:val="VerbatimChar"/>
-        </w:rPr>
-        <w:t xml:space="preserve">## matrix. See vignette('troubleshooting')</w:t>
-      </w:r>
-    </w:p>
-    <w:p>
-      <w:pPr>
-        <w:pStyle w:val="SourceCode"/>
-      </w:pPr>
-      <w:r>
-        <w:rPr>
-          <w:rStyle w:val="VerbatimChar"/>
-        </w:rPr>
-        <w:t xml:space="preserve">## Warning in finalizeTMB(TMBStruc, obj, fit, h, data.tmb.old): Model convergence problem; false convergence (8). See</w:t>
-      </w:r>
-      <w:r>
-        <w:br/>
-      </w:r>
-      <w:r>
-        <w:rPr>
-          <w:rStyle w:val="VerbatimChar"/>
-        </w:rPr>
-        <w:t xml:space="preserve">## vignette('troubleshooting'), help('diagnose')</w:t>
-      </w:r>
-    </w:p>
-    <w:p>
-      <w:pPr>
-        <w:pStyle w:val="SourceCode"/>
-      </w:pPr>
-      <w:r>
-        <w:rPr>
-          <w:rStyle w:val="VerbatimChar"/>
-        </w:rPr>
-        <w:t xml:space="preserve">## Warning in finalizeTMB(TMBStruc, obj, fit, h, data.tmb.old): Model convergence problem; non-positive-definite Hessian</w:t>
-      </w:r>
-      <w:r>
-        <w:br/>
-      </w:r>
-      <w:r>
-        <w:rPr>
-          <w:rStyle w:val="VerbatimChar"/>
-        </w:rPr>
-        <w:t xml:space="preserve">## matrix. See vignette('troubleshooting')</w:t>
-      </w:r>
-    </w:p>
-    <w:p>
-      <w:pPr>
-        <w:pStyle w:val="SourceCode"/>
-      </w:pPr>
-      <w:r>
-        <w:rPr>
-          <w:rStyle w:val="VerbatimChar"/>
-        </w:rPr>
-        <w:t xml:space="preserve">## Warning in finalizeTMB(TMBStruc, obj, fit, h, data.tmb.old): Model convergence problem; false convergence (8). See</w:t>
-      </w:r>
-      <w:r>
-        <w:br/>
-      </w:r>
-      <w:r>
-        <w:rPr>
-          <w:rStyle w:val="VerbatimChar"/>
-        </w:rPr>
-        <w:t xml:space="preserve">## vignette('troubleshooting'), help('diagnose')</w:t>
-      </w:r>
-    </w:p>
-    <w:p>
-      <w:pPr>
-        <w:pStyle w:val="SourceCode"/>
-      </w:pPr>
-      <w:r>
-        <w:rPr>
-          <w:rStyle w:val="VerbatimChar"/>
-        </w:rPr>
-        <w:t xml:space="preserve">## Warning in sqrt(diag(vcovs)): NaNs produced</w:t>
-      </w:r>
-    </w:p>
-    <w:p>
-      <w:pPr>
-        <w:pStyle w:val="SourceCode"/>
-      </w:pPr>
-      <w:r>
-        <w:rPr>
-          <w:rStyle w:val="VerbatimChar"/>
-        </w:rPr>
-        <w:t xml:space="preserve">## Warning in .qf.non0(object@V, x): Negative variance estimate obtained!</w:t>
-      </w:r>
-      <w:r>
-        <w:br/>
-      </w:r>
-      <w:r>
-        <w:rPr>
-          <w:rStyle w:val="VerbatimChar"/>
-        </w:rPr>
-        <w:t xml:space="preserve">## Warning in .qf.non0(object@V, x): Negative variance estimate obtained!</w:t>
-      </w:r>
-      <w:r>
-        <w:br/>
-      </w:r>
-      <w:r>
-        <w:rPr>
-          <w:rStyle w:val="VerbatimChar"/>
-        </w:rPr>
-        <w:t xml:space="preserve">## Warning in .qf.non0(object@V, x): Negative variance estimate obtained!</w:t>
-      </w:r>
-    </w:p>
-    <w:p>
-      <w:pPr>
-        <w:pStyle w:val="SourceCode"/>
-      </w:pPr>
-      <w:r>
-        <w:rPr>
-          <w:rStyle w:val="VerbatimChar"/>
-        </w:rPr>
-        <w:t xml:space="preserve">## Warning in finalizeTMB(TMBStruc, obj, fit, h, data.tmb.old): Model convergence problem; non-positive-definite Hessian</w:t>
-      </w:r>
-      <w:r>
-        <w:br/>
-      </w:r>
-      <w:r>
-        <w:rPr>
-          <w:rStyle w:val="VerbatimChar"/>
-        </w:rPr>
-        <w:t xml:space="preserve">## matrix. See vignette('troubleshooting')</w:t>
-      </w:r>
-    </w:p>
-    <w:p>
-      <w:pPr>
-        <w:pStyle w:val="SourceCode"/>
-      </w:pPr>
-      <w:r>
-        <w:rPr>
-          <w:rStyle w:val="VerbatimChar"/>
-        </w:rPr>
-        <w:t xml:space="preserve">## Warning in finalizeTMB(TMBStruc, obj, fit, h, data.tmb.old): Model convergence problem; false convergence (8). See</w:t>
-      </w:r>
-      <w:r>
-        <w:br/>
-      </w:r>
-      <w:r>
-        <w:rPr>
-          <w:rStyle w:val="VerbatimChar"/>
-        </w:rPr>
-        <w:t xml:space="preserve">## vignette('troubleshooting'), help('diagnose')</w:t>
-      </w:r>
-    </w:p>
-    <w:bookmarkStart w:id="33" w:name="X4d75bf29afdb3f3059f51b0f64a8b52a72d0286"/>
-    <w:p>
-      <w:pPr>
-        <w:pStyle w:val="Heading4"/>
-      </w:pPr>
-      <w:r>
-        <w:t xml:space="preserve">Results for main effect of temperature on fitness</w:t>
-      </w:r>
-    </w:p>
-    <w:p>
-      <w:pPr>
-        <w:pStyle w:val="SourceCode"/>
-      </w:pPr>
-      <w:r>
-        <w:rPr>
-          <w:rStyle w:val="VerbatimChar"/>
-        </w:rPr>
         <w:t xml:space="preserve">## $population_Trio</w:t>
       </w:r>
       <w:r>
@@ -1398,25 +1167,43 @@
         <w:rPr>
           <w:rStyle w:val="VerbatimChar"/>
         </w:rPr>
-        <w:t xml:space="preserve">##                Df AIC LRT Pr(&gt;Chi)</w:t>
-      </w:r>
-      <w:r>
-        <w:br/>
-      </w:r>
-      <w:r>
-        <w:rPr>
-          <w:rStyle w:val="VerbatimChar"/>
-        </w:rPr>
-        <w:t xml:space="preserve">## &lt;none&gt;                            </w:t>
-      </w:r>
-      <w:r>
-        <w:br/>
-      </w:r>
-      <w:r>
-        <w:rPr>
-          <w:rStyle w:val="VerbatimChar"/>
-        </w:rPr>
-        <w:t xml:space="preserve">## Temp.treatment  2                 </w:t>
+        <w:t xml:space="preserve">##                Df    AIC    LRT Pr(&gt;Chi)  </w:t>
+      </w:r>
+      <w:r>
+        <w:br/>
+      </w:r>
+      <w:r>
+        <w:rPr>
+          <w:rStyle w:val="VerbatimChar"/>
+        </w:rPr>
+        <w:t xml:space="preserve">## &lt;none&gt;            80.880                  </w:t>
+      </w:r>
+      <w:r>
+        <w:br/>
+      </w:r>
+      <w:r>
+        <w:rPr>
+          <w:rStyle w:val="VerbatimChar"/>
+        </w:rPr>
+        <w:t xml:space="preserve">## Temp.treatment  2 83.701 6.8211  0.03302 *</w:t>
+      </w:r>
+      <w:r>
+        <w:br/>
+      </w:r>
+      <w:r>
+        <w:rPr>
+          <w:rStyle w:val="VerbatimChar"/>
+        </w:rPr>
+        <w:t xml:space="preserve">## ---</w:t>
+      </w:r>
+      <w:r>
+        <w:br/>
+      </w:r>
+      <w:r>
+        <w:rPr>
+          <w:rStyle w:val="VerbatimChar"/>
+        </w:rPr>
+        <w:t xml:space="preserve">## Signif. codes:  0 '***' 0.001 '**' 0.01 '*' 0.05 '.' 0.1 ' ' 1</w:t>
       </w:r>
       <w:r>
         <w:br/>
@@ -1479,25 +1266,25 @@
         <w:rPr>
           <w:rStyle w:val="VerbatimChar"/>
         </w:rPr>
-        <w:t xml:space="preserve">##                Df    AIC     LRT Pr(&gt;Chi)</w:t>
-      </w:r>
-      <w:r>
-        <w:br/>
-      </w:r>
-      <w:r>
-        <w:rPr>
-          <w:rStyle w:val="VerbatimChar"/>
-        </w:rPr>
-        <w:t xml:space="preserve">## &lt;none&gt;            40.067                 </w:t>
-      </w:r>
-      <w:r>
-        <w:br/>
-      </w:r>
-      <w:r>
-        <w:rPr>
-          <w:rStyle w:val="VerbatimChar"/>
-        </w:rPr>
-        <w:t xml:space="preserve">## Temp.treatment  2 36.577 0.51054   0.7747</w:t>
+        <w:t xml:space="preserve">##                Df    AIC LRT Pr(&gt;Chi)</w:t>
+      </w:r>
+      <w:r>
+        <w:br/>
+      </w:r>
+      <w:r>
+        <w:rPr>
+          <w:rStyle w:val="VerbatimChar"/>
+        </w:rPr>
+        <w:t xml:space="preserve">## &lt;none&gt;                               </w:t>
+      </w:r>
+      <w:r>
+        <w:br/>
+      </w:r>
+      <w:r>
+        <w:rPr>
+          <w:rStyle w:val="VerbatimChar"/>
+        </w:rPr>
+        <w:t xml:space="preserve">## Temp.treatment  2 148.31             </w:t>
       </w:r>
       <w:r>
         <w:br/>
@@ -1560,25 +1347,43 @@
         <w:rPr>
           <w:rStyle w:val="VerbatimChar"/>
         </w:rPr>
-        <w:t xml:space="preserve">##                Df AIC LRT Pr(&gt;Chi)</w:t>
-      </w:r>
-      <w:r>
-        <w:br/>
-      </w:r>
-      <w:r>
-        <w:rPr>
-          <w:rStyle w:val="VerbatimChar"/>
-        </w:rPr>
-        <w:t xml:space="preserve">## &lt;none&gt;                            </w:t>
-      </w:r>
-      <w:r>
-        <w:br/>
-      </w:r>
-      <w:r>
-        <w:rPr>
-          <w:rStyle w:val="VerbatimChar"/>
-        </w:rPr>
-        <w:t xml:space="preserve">## Temp.treatment  2                 </w:t>
+        <w:t xml:space="preserve">##                Df    AIC    LRT Pr(&gt;Chi)  </w:t>
+      </w:r>
+      <w:r>
+        <w:br/>
+      </w:r>
+      <w:r>
+        <w:rPr>
+          <w:rStyle w:val="VerbatimChar"/>
+        </w:rPr>
+        <w:t xml:space="preserve">## &lt;none&gt;            16.012                  </w:t>
+      </w:r>
+      <w:r>
+        <w:br/>
+      </w:r>
+      <w:r>
+        <w:rPr>
+          <w:rStyle w:val="VerbatimChar"/>
+        </w:rPr>
+        <w:t xml:space="preserve">## Temp.treatment  2 19.453 7.4413  0.02422 *</w:t>
+      </w:r>
+      <w:r>
+        <w:br/>
+      </w:r>
+      <w:r>
+        <w:rPr>
+          <w:rStyle w:val="VerbatimChar"/>
+        </w:rPr>
+        <w:t xml:space="preserve">## ---</w:t>
+      </w:r>
+      <w:r>
+        <w:br/>
+      </w:r>
+      <w:r>
+        <w:rPr>
+          <w:rStyle w:val="VerbatimChar"/>
+        </w:rPr>
+        <w:t xml:space="preserve">## Signif. codes:  0 '***' 0.001 '**' 0.01 '*' 0.05 '.' 0.1 ' ' 1</w:t>
       </w:r>
       <w:r>
         <w:br/>
@@ -1641,25 +1446,25 @@
         <w:rPr>
           <w:rStyle w:val="VerbatimChar"/>
         </w:rPr>
-        <w:t xml:space="preserve">##                Df    AIC LRT Pr(&gt;Chi)</w:t>
-      </w:r>
-      <w:r>
-        <w:br/>
-      </w:r>
-      <w:r>
-        <w:rPr>
-          <w:rStyle w:val="VerbatimChar"/>
-        </w:rPr>
-        <w:t xml:space="preserve">## &lt;none&gt;            60.182             </w:t>
-      </w:r>
-      <w:r>
-        <w:br/>
-      </w:r>
-      <w:r>
-        <w:rPr>
-          <w:rStyle w:val="VerbatimChar"/>
-        </w:rPr>
-        <w:t xml:space="preserve">## Temp.treatment  1                    </w:t>
+        <w:t xml:space="preserve">##                Df    AIC    LRT Pr(&gt;Chi)</w:t>
+      </w:r>
+      <w:r>
+        <w:br/>
+      </w:r>
+      <w:r>
+        <w:rPr>
+          <w:rStyle w:val="VerbatimChar"/>
+        </w:rPr>
+        <w:t xml:space="preserve">## &lt;none&gt;            211.41                </w:t>
+      </w:r>
+      <w:r>
+        <w:br/>
+      </w:r>
+      <w:r>
+        <w:rPr>
+          <w:rStyle w:val="VerbatimChar"/>
+        </w:rPr>
+        <w:t xml:space="preserve">## Temp.treatment  1 210.83 1.4185   0.2336</w:t>
       </w:r>
       <w:r>
         <w:br/>
@@ -1722,25 +1527,43 @@
         <w:rPr>
           <w:rStyle w:val="VerbatimChar"/>
         </w:rPr>
-        <w:t xml:space="preserve">##                Df    AIC    LRT Pr(&gt;Chi)</w:t>
-      </w:r>
-      <w:r>
-        <w:br/>
-      </w:r>
-      <w:r>
-        <w:rPr>
-          <w:rStyle w:val="VerbatimChar"/>
-        </w:rPr>
-        <w:t xml:space="preserve">## &lt;none&gt;            46.433                </w:t>
-      </w:r>
-      <w:r>
-        <w:br/>
-      </w:r>
-      <w:r>
-        <w:rPr>
-          <w:rStyle w:val="VerbatimChar"/>
-        </w:rPr>
-        <w:t xml:space="preserve">## Temp.treatment  2 44.625 2.1921   0.3342</w:t>
+        <w:t xml:space="preserve">##                Df    AIC  LRT Pr(&gt;Chi)  </w:t>
+      </w:r>
+      <w:r>
+        <w:br/>
+      </w:r>
+      <w:r>
+        <w:rPr>
+          <w:rStyle w:val="VerbatimChar"/>
+        </w:rPr>
+        <w:t xml:space="preserve">## &lt;none&gt;            190.05                </w:t>
+      </w:r>
+      <w:r>
+        <w:br/>
+      </w:r>
+      <w:r>
+        <w:rPr>
+          <w:rStyle w:val="VerbatimChar"/>
+        </w:rPr>
+        <w:t xml:space="preserve">## Temp.treatment  2 193.77 7.72  0.02107 *</w:t>
+      </w:r>
+      <w:r>
+        <w:br/>
+      </w:r>
+      <w:r>
+        <w:rPr>
+          <w:rStyle w:val="VerbatimChar"/>
+        </w:rPr>
+        <w:t xml:space="preserve">## ---</w:t>
+      </w:r>
+      <w:r>
+        <w:br/>
+      </w:r>
+      <w:r>
+        <w:rPr>
+          <w:rStyle w:val="VerbatimChar"/>
+        </w:rPr>
+        <w:t xml:space="preserve">## Signif. codes:  0 '***' 0.001 '**' 0.01 '*' 0.05 '.' 0.1 ' ' 1</w:t>
       </w:r>
     </w:p>
     <w:bookmarkEnd w:id="33"/>
@@ -1770,34 +1593,34 @@
         <w:rPr>
           <w:rStyle w:val="VerbatimChar"/>
         </w:rPr>
-        <w:t xml:space="preserve">##  contrast       ratio  SE  df null z.ratio p.value</w:t>
-      </w:r>
-      <w:r>
-        <w:br/>
-      </w:r>
-      <w:r>
-        <w:rPr>
-          <w:rStyle w:val="VerbatimChar"/>
-        </w:rPr>
-        <w:t xml:space="preserve">##  opt / high 29.093608 NaN Inf    1     NaN     NaN</w:t>
-      </w:r>
-      <w:r>
-        <w:br/>
-      </w:r>
-      <w:r>
-        <w:rPr>
-          <w:rStyle w:val="VerbatimChar"/>
-        </w:rPr>
-        <w:t xml:space="preserve">##  opt / low  13.324728 NaN Inf    1     NaN     NaN</w:t>
-      </w:r>
-      <w:r>
-        <w:br/>
-      </w:r>
-      <w:r>
-        <w:rPr>
-          <w:rStyle w:val="VerbatimChar"/>
-        </w:rPr>
-        <w:t xml:space="preserve">##  high / low  0.457995 NaN Inf    1     NaN     NaN</w:t>
+        <w:t xml:space="preserve">##  contrast          ratio           SE  df null z.ratio p.value</w:t>
+      </w:r>
+      <w:r>
+        <w:br/>
+      </w:r>
+      <w:r>
+        <w:rPr>
+          <w:rStyle w:val="VerbatimChar"/>
+        </w:rPr>
+        <w:t xml:space="preserve">##  opt / high 1.412552e+17 2.338073e+22 Inf    1   0.000  0.9998</w:t>
+      </w:r>
+      <w:r>
+        <w:br/>
+      </w:r>
+      <w:r>
+        <w:rPr>
+          <w:rStyle w:val="VerbatimChar"/>
+        </w:rPr>
+        <w:t xml:space="preserve">##  opt / low  2.000000e+00 1.000000e+00 Inf    1   1.069  0.2853</w:t>
+      </w:r>
+      <w:r>
+        <w:br/>
+      </w:r>
+      <w:r>
+        <w:rPr>
+          <w:rStyle w:val="VerbatimChar"/>
+        </w:rPr>
+        <w:t xml:space="preserve">##  high / low 0.000000e+00 0.000000e+00 Inf    1   0.000  0.9998</w:t>
       </w:r>
       <w:r>
         <w:br/>
@@ -1842,34 +1665,34 @@
         <w:rPr>
           <w:rStyle w:val="VerbatimChar"/>
         </w:rPr>
-        <w:t xml:space="preserve">##  contrast          ratio  SE  df null z.ratio p.value</w:t>
-      </w:r>
-      <w:r>
-        <w:br/>
-      </w:r>
-      <w:r>
-        <w:rPr>
-          <w:rStyle w:val="VerbatimChar"/>
-        </w:rPr>
-        <w:t xml:space="preserve">##  opt / high 5.998327e+28 NaN Inf    1     NaN     NaN</w:t>
-      </w:r>
-      <w:r>
-        <w:br/>
-      </w:r>
-      <w:r>
-        <w:rPr>
-          <w:rStyle w:val="VerbatimChar"/>
-        </w:rPr>
-        <w:t xml:space="preserve">##  opt / low  1.300000e+01 NaN Inf    1     NaN     NaN</w:t>
-      </w:r>
-      <w:r>
-        <w:br/>
-      </w:r>
-      <w:r>
-        <w:rPr>
-          <w:rStyle w:val="VerbatimChar"/>
-        </w:rPr>
-        <w:t xml:space="preserve">##  high / low 0.000000e+00 NaN Inf    1     NaN     NaN</w:t>
+        <w:t xml:space="preserve">##  contrast          ratio           SE  df null z.ratio p.value</w:t>
+      </w:r>
+      <w:r>
+        <w:br/>
+      </w:r>
+      <w:r>
+        <w:rPr>
+          <w:rStyle w:val="VerbatimChar"/>
+        </w:rPr>
+        <w:t xml:space="preserve">##  opt / high 4.916141e+14 9.018824e+18 Inf    1   0.002  0.9985</w:t>
+      </w:r>
+      <w:r>
+        <w:br/>
+      </w:r>
+      <w:r>
+        <w:rPr>
+          <w:rStyle w:val="VerbatimChar"/>
+        </w:rPr>
+        <w:t xml:space="preserve">##  opt / low  3.000000e+00 1.000000e+00 Inf    1   3.554  0.0004</w:t>
+      </w:r>
+      <w:r>
+        <w:br/>
+      </w:r>
+      <w:r>
+        <w:rPr>
+          <w:rStyle w:val="VerbatimChar"/>
+        </w:rPr>
+        <w:t xml:space="preserve">##  high / low 0.000000e+00 0.000000e+00 Inf    1  -0.002  0.9986</w:t>
       </w:r>
       <w:r>
         <w:br/>
@@ -1914,34 +1737,34 @@
         <w:rPr>
           <w:rStyle w:val="VerbatimChar"/>
         </w:rPr>
-        <w:t xml:space="preserve">##  contrast      ratio          SE  df null z.ratio p.value</w:t>
-      </w:r>
-      <w:r>
-        <w:br/>
-      </w:r>
-      <w:r>
-        <w:rPr>
-          <w:rStyle w:val="VerbatimChar"/>
-        </w:rPr>
-        <w:t xml:space="preserve">##  opt / high 650.1451 37833336175 Inf    1   0.000  1.0000</w:t>
-      </w:r>
-      <w:r>
-        <w:br/>
-      </w:r>
-      <w:r>
-        <w:rPr>
-          <w:rStyle w:val="VerbatimChar"/>
-        </w:rPr>
-        <w:t xml:space="preserve">##  opt / low   66.7028  1450067019 Inf    1   0.000  1.0000</w:t>
-      </w:r>
-      <w:r>
-        <w:br/>
-      </w:r>
-      <w:r>
-        <w:rPr>
-          <w:rStyle w:val="VerbatimChar"/>
-        </w:rPr>
-        <w:t xml:space="preserve">##  high / low   0.1026     6361649 Inf    1   0.000  1.0000</w:t>
+        <w:t xml:space="preserve">##  contrast         ratio           SE  df null z.ratio p.value</w:t>
+      </w:r>
+      <w:r>
+        <w:br/>
+      </w:r>
+      <w:r>
+        <w:rPr>
+          <w:rStyle w:val="VerbatimChar"/>
+        </w:rPr>
+        <w:t xml:space="preserve">##  opt / high 26145994317 1.971864e+15 Inf    1   0.000  0.9997</w:t>
+      </w:r>
+      <w:r>
+        <w:br/>
+      </w:r>
+      <w:r>
+        <w:rPr>
+          <w:rStyle w:val="VerbatimChar"/>
+        </w:rPr>
+        <w:t xml:space="preserve">##  opt / low            1 4.000000e+00 Inf    1   0.098  0.9223</w:t>
+      </w:r>
+      <w:r>
+        <w:br/>
+      </w:r>
+      <w:r>
+        <w:rPr>
+          <w:rStyle w:val="VerbatimChar"/>
+        </w:rPr>
+        <w:t xml:space="preserve">##  high / low           0 0.000000e+00 Inf    1   0.000  0.9997</w:t>
       </w:r>
       <w:r>
         <w:br/>
@@ -1986,16 +1809,16 @@
         <w:rPr>
           <w:rStyle w:val="VerbatimChar"/>
         </w:rPr>
-        <w:t xml:space="preserve">##  contrast     ratio       SE  df null z.ratio p.value</w:t>
-      </w:r>
-      <w:r>
-        <w:br/>
-      </w:r>
-      <w:r>
-        <w:rPr>
-          <w:rStyle w:val="VerbatimChar"/>
-        </w:rPr>
-        <w:t xml:space="preserve">##  opt / low 2.445394 2.929178 Inf    1   0.747  0.4554</w:t>
+        <w:t xml:space="preserve">##  contrast     ratio        SE  df null z.ratio p.value</w:t>
+      </w:r>
+      <w:r>
+        <w:br/>
+      </w:r>
+      <w:r>
+        <w:rPr>
+          <w:rStyle w:val="VerbatimChar"/>
+        </w:rPr>
+        <w:t xml:space="preserve">##  opt / low 1.597738 0.5990473 Inf    1   1.250  0.2114</w:t>
       </w:r>
       <w:r>
         <w:br/>
@@ -2040,34 +1863,34 @@
         <w:rPr>
           <w:rStyle w:val="VerbatimChar"/>
         </w:rPr>
-        <w:t xml:space="preserve">##  contrast          ratio  SE  df null z.ratio p.value</w:t>
-      </w:r>
-      <w:r>
-        <w:br/>
-      </w:r>
-      <w:r>
-        <w:rPr>
-          <w:rStyle w:val="VerbatimChar"/>
-        </w:rPr>
-        <w:t xml:space="preserve">##  opt / high 3.220824e+18 NaN Inf    1     NaN     NaN</w:t>
-      </w:r>
-      <w:r>
-        <w:br/>
-      </w:r>
-      <w:r>
-        <w:rPr>
-          <w:rStyle w:val="VerbatimChar"/>
-        </w:rPr>
-        <w:t xml:space="preserve">##  opt / low  3.000000e+00 NaN Inf    1     NaN     NaN</w:t>
-      </w:r>
-      <w:r>
-        <w:br/>
-      </w:r>
-      <w:r>
-        <w:rPr>
-          <w:rStyle w:val="VerbatimChar"/>
-        </w:rPr>
-        <w:t xml:space="preserve">##  high / low 0.000000e+00 NaN Inf    1     NaN     NaN</w:t>
+        <w:t xml:space="preserve">##  contrast          ratio           SE  df null z.ratio p.value</w:t>
+      </w:r>
+      <w:r>
+        <w:br/>
+      </w:r>
+      <w:r>
+        <w:rPr>
+          <w:rStyle w:val="VerbatimChar"/>
+        </w:rPr>
+        <w:t xml:space="preserve">##  opt / high 7.161173e+12 1.168573e+17 Inf    1   0.002  0.9986</w:t>
+      </w:r>
+      <w:r>
+        <w:br/>
+      </w:r>
+      <w:r>
+        <w:rPr>
+          <w:rStyle w:val="VerbatimChar"/>
+        </w:rPr>
+        <w:t xml:space="preserve">##  opt / low  3.000000e+00 3.000000e+00 Inf    1   1.010  0.3125</w:t>
+      </w:r>
+      <w:r>
+        <w:br/>
+      </w:r>
+      <w:r>
+        <w:rPr>
+          <w:rStyle w:val="VerbatimChar"/>
+        </w:rPr>
+        <w:t xml:space="preserve">##  high / low 0.000000e+00 0.000000e+00 Inf    1  -0.002  0.9986</w:t>
       </w:r>
       <w:r>
         <w:br/>
@@ -3019,46 +2842,6 @@
     </w:p>
     <w:p>
       <w:pPr>
-        <w:pStyle w:val="SourceCode"/>
-      </w:pPr>
-      <w:r>
-        <w:rPr>
-          <w:rStyle w:val="VerbatimChar"/>
-        </w:rPr>
-        <w:t xml:space="preserve">## Warning in finalizeTMB(TMBStruc, obj, fit, h, data.tmb.old): Model convergence problem; non-positive-definite Hessian</w:t>
-      </w:r>
-      <w:r>
-        <w:br/>
-      </w:r>
-      <w:r>
-        <w:rPr>
-          <w:rStyle w:val="VerbatimChar"/>
-        </w:rPr>
-        <w:t xml:space="preserve">## matrix. See vignette('troubleshooting')</w:t>
-      </w:r>
-    </w:p>
-    <w:p>
-      <w:pPr>
-        <w:pStyle w:val="SourceCode"/>
-      </w:pPr>
-      <w:r>
-        <w:rPr>
-          <w:rStyle w:val="VerbatimChar"/>
-        </w:rPr>
-        <w:t xml:space="preserve">## Warning in finalizeTMB(TMBStruc, obj, fit, h, data.tmb.old): Model convergence problem; false convergence (8). See</w:t>
-      </w:r>
-      <w:r>
-        <w:br/>
-      </w:r>
-      <w:r>
-        <w:rPr>
-          <w:rStyle w:val="VerbatimChar"/>
-        </w:rPr>
-        <w:t xml:space="preserve">## vignette('troubleshooting'), help('diagnose')</w:t>
-      </w:r>
-    </w:p>
-    <w:p>
-      <w:pPr>
         <w:pStyle w:val="FirstParagraph"/>
       </w:pPr>
       <w:r>
@@ -3112,16 +2895,16 @@
         <w:rPr>
           <w:rStyle w:val="VerbatimChar"/>
         </w:rPr>
-        <w:t xml:space="preserve">## Warning in finalizeTMB(TMBStruc, obj, fit, h, data.tmb.old): Model convergence problem; singular convergence (7). See</w:t>
-      </w:r>
-      <w:r>
-        <w:br/>
-      </w:r>
-      <w:r>
-        <w:rPr>
-          <w:rStyle w:val="VerbatimChar"/>
-        </w:rPr>
-        <w:t xml:space="preserve">## vignette('troubleshooting'), help('diagnose')</w:t>
+        <w:t xml:space="preserve">## Warning in finalizeTMB(TMBStruc, obj, fit, h, data.tmb.old): Model convergence problem; non-positive-definite Hessian</w:t>
+      </w:r>
+      <w:r>
+        <w:br/>
+      </w:r>
+      <w:r>
+        <w:rPr>
+          <w:rStyle w:val="VerbatimChar"/>
+        </w:rPr>
+        <w:t xml:space="preserve">## matrix. See vignette('troubleshooting')</w:t>
       </w:r>
     </w:p>
     <w:p>
@@ -3170,49 +2953,6 @@
           </wp:inline>
         </w:drawing>
       </w:r>
-    </w:p>
-    <w:p>
-      <w:pPr>
-        <w:pStyle w:val="SourceCode"/>
-      </w:pPr>
-      <w:r>
-        <w:rPr>
-          <w:rStyle w:val="VerbatimChar"/>
-        </w:rPr>
-        <w:t xml:space="preserve">## Warning in finalizeTMB(TMBStruc, obj, fit, h, data.tmb.old): Model convergence problem; non-positive-definite Hessian</w:t>
-      </w:r>
-      <w:r>
-        <w:br/>
-      </w:r>
-      <w:r>
-        <w:rPr>
-          <w:rStyle w:val="VerbatimChar"/>
-        </w:rPr>
-        <w:t xml:space="preserve">## matrix. See vignette('troubleshooting')</w:t>
-      </w:r>
-      <w:r>
-        <w:br/>
-      </w:r>
-      <w:r>
-        <w:rPr>
-          <w:rStyle w:val="VerbatimChar"/>
-        </w:rPr>
-        <w:t xml:space="preserve">## Warning in finalizeTMB(TMBStruc, obj, fit, h, data.tmb.old): Model convergence problem; false convergence (8). See</w:t>
-      </w:r>
-      <w:r>
-        <w:br/>
-      </w:r>
-      <w:r>
-        <w:rPr>
-          <w:rStyle w:val="VerbatimChar"/>
-        </w:rPr>
-        <w:t xml:space="preserve">## vignette('troubleshooting'), help('diagnose')</w:t>
-      </w:r>
-    </w:p>
-    <w:p>
-      <w:pPr>
-        <w:pStyle w:val="FirstParagraph"/>
-      </w:pPr>
       <w:r>
         <w:drawing>
           <wp:inline>
@@ -3633,35 +3373,6 @@
             </a:graphic>
           </wp:inline>
         </w:drawing>
-      </w:r>
-    </w:p>
-    <w:p>
-      <w:pPr>
-        <w:pStyle w:val="SourceCode"/>
-      </w:pPr>
-      <w:r>
-        <w:rPr>
-          <w:rStyle w:val="VerbatimChar"/>
-        </w:rPr>
-        <w:t xml:space="preserve">## Warning in .qf.non0(object@V, x): Negative variance estimate obtained!</w:t>
-      </w:r>
-      <w:r>
-        <w:br/>
-      </w:r>
-      <w:r>
-        <w:rPr>
-          <w:rStyle w:val="VerbatimChar"/>
-        </w:rPr>
-        <w:t xml:space="preserve">## Warning in .qf.non0(object@V, x): Negative variance estimate obtained!</w:t>
-      </w:r>
-      <w:r>
-        <w:br/>
-      </w:r>
-      <w:r>
-        <w:rPr>
-          <w:rStyle w:val="VerbatimChar"/>
-        </w:rPr>
-        <w:t xml:space="preserve">## Warning in .qf.non0(object@V, x): Negative variance estimate obtained!</w:t>
       </w:r>
     </w:p>
     <w:bookmarkEnd w:id="73"/>
